--- a/metaanalysis/paper_v2/cover_letter_hssc_minor_revision.docx
+++ b/metaanalysis/paper_v2/cover_letter_hssc_minor_revision.docx
@@ -82,7 +82,7 @@
           <w:b w:val="0"/>
           <w:sz w:val="20"/>
         </w:rPr>
-        <w:t>May 21, 2026</w:t>
+        <w:t>June 08, 2026</w:t>
       </w:r>
     </w:p>
     <w:p>
